--- a/Actividad 2.2 - Análisis diagnóstico/Actividad 2.2 - Análisis diagnóstico.docx
+++ b/Actividad 2.2 - Análisis diagnóstico/Actividad 2.2 - Análisis diagnóstico.docx
@@ -22,53 +22,450 @@
       <w:pPr>
         <w:rPr>
           <w:rFonts w:ascii="Arial" w:hAnsi="Arial" w:cs="Arial"/>
-        </w:rPr>
-      </w:pPr>
-      <w:r>
-        <w:rPr>
-          <w:rFonts w:ascii="Arial" w:hAnsi="Arial" w:cs="Arial"/>
           <w:shd w:val="clear" w:color="auto" w:fill="F8F9FA"/>
         </w:rPr>
-        <w:t>Por ejemplo, queremos entender las causas de un fenómeno económico en España (vosotros elegís cuál). ¿Influye el turismo en el precio del alquiler? ¿Afecta el nivel de estudios al salario medio en diferentes provincias? Para responder, tendréis que </w:t>
-      </w:r>
-      <w:r>
-        <w:rPr>
-          <w:rStyle w:val="Textoennegrita"/>
-          <w:rFonts w:ascii="Arial" w:hAnsi="Arial" w:cs="Arial"/>
-          <w:color w:val="1D2125"/>
-          <w:sz w:val="23"/>
-          <w:szCs w:val="23"/>
-          <w:shd w:val="clear" w:color="auto" w:fill="F8F9FA"/>
-        </w:rPr>
-        <w:t>buscar</w:t>
-      </w:r>
-      <w:r>
-        <w:rPr>
-          <w:rFonts w:ascii="Arial" w:hAnsi="Arial" w:cs="Arial"/>
-          <w:shd w:val="clear" w:color="auto" w:fill="F8F9FA"/>
-        </w:rPr>
-        <w:t> los datos, </w:t>
-      </w:r>
-      <w:r>
-        <w:rPr>
-          <w:rStyle w:val="Textoennegrita"/>
-          <w:rFonts w:ascii="Arial" w:hAnsi="Arial" w:cs="Arial"/>
-          <w:color w:val="1D2125"/>
-          <w:sz w:val="23"/>
-          <w:szCs w:val="23"/>
-          <w:shd w:val="clear" w:color="auto" w:fill="F8F9FA"/>
-        </w:rPr>
-        <w:t>limpiarlos</w:t>
-      </w:r>
-      <w:r>
-        <w:rPr>
-          <w:rFonts w:ascii="Arial" w:hAnsi="Arial" w:cs="Arial"/>
-          <w:shd w:val="clear" w:color="auto" w:fill="F8F9FA"/>
-        </w:rPr>
-        <w:t> usando R y aplicar técnicas estadísticas de correlación y regresión.</w:t>
-      </w:r>
+      </w:pPr>
+    </w:p>
+    <w:p>
+      <w:pPr>
+        <w:rPr>
+          <w:rFonts w:ascii="Arial" w:eastAsia="Times New Roman" w:hAnsi="Arial" w:cs="Arial"/>
+          <w:b/>
+          <w:bCs/>
+          <w:color w:val="1D2125"/>
+          <w:kern w:val="0"/>
+          <w:lang w:eastAsia="es-ES"/>
+          <w14:ligatures w14:val="none"/>
+        </w:rPr>
+      </w:pPr>
+      <w:r>
+        <w:rPr>
+          <w:rFonts w:ascii="Arial" w:eastAsia="Times New Roman" w:hAnsi="Arial" w:cs="Arial"/>
+          <w:b/>
+          <w:bCs/>
+          <w:color w:val="1D2125"/>
+          <w:kern w:val="0"/>
+          <w:lang w:eastAsia="es-ES"/>
+          <w14:ligatures w14:val="none"/>
+        </w:rPr>
+        <w:t>Variables elegidas</w:t>
+      </w:r>
+    </w:p>
+    <w:p>
+      <w:pPr>
+        <w:pStyle w:val="NormalWeb"/>
+        <w:rPr>
+          <w:rFonts w:ascii="Arial" w:hAnsi="Arial" w:cs="Arial"/>
+          <w:color w:val="1D2125"/>
+          <w:sz w:val="22"/>
+          <w:szCs w:val="22"/>
+        </w:rPr>
+      </w:pPr>
+      <w:r>
+        <w:rPr>
+          <w:rFonts w:ascii="Arial" w:hAnsi="Arial" w:cs="Arial"/>
+          <w:color w:val="1D2125"/>
+          <w:sz w:val="22"/>
+          <w:szCs w:val="22"/>
+        </w:rPr>
+        <w:t>Para este análisis se han seleccionado datos oficiales del Instituto Nacional de Estadística (INE) desglosados por Comunidad Autónoma, con el objetivo de entender qué impulsa el gasto público en educación:</w:t>
+      </w:r>
+    </w:p>
+    <w:p>
+      <w:pPr>
+        <w:pStyle w:val="NormalWeb"/>
+        <w:numPr>
+          <w:ilvl w:val="0"/>
+          <w:numId w:val="2"/>
+        </w:numPr>
+        <w:rPr>
+          <w:rFonts w:ascii="Arial" w:hAnsi="Arial" w:cs="Arial"/>
+          <w:color w:val="1D2125"/>
+          <w:sz w:val="22"/>
+          <w:szCs w:val="22"/>
+        </w:rPr>
+      </w:pPr>
+      <w:r>
+        <w:rPr>
+          <w:rFonts w:ascii="Arial" w:hAnsi="Arial" w:cs="Arial"/>
+          <w:color w:val="1D2125"/>
+          <w:sz w:val="22"/>
+          <w:szCs w:val="22"/>
+        </w:rPr>
+        <w:t>Variable Independiente ($X$): Número de estudiantes (Alumnado matriculado en centros de enseñanza por región).</w:t>
+      </w:r>
+    </w:p>
+    <w:p>
+      <w:pPr>
+        <w:pStyle w:val="NormalWeb"/>
+        <w:numPr>
+          <w:ilvl w:val="0"/>
+          <w:numId w:val="2"/>
+        </w:numPr>
+        <w:rPr>
+          <w:rFonts w:ascii="Arial" w:hAnsi="Arial" w:cs="Arial"/>
+          <w:color w:val="1D2125"/>
+          <w:sz w:val="22"/>
+          <w:szCs w:val="22"/>
+        </w:rPr>
+      </w:pPr>
+      <w:r>
+        <w:rPr>
+          <w:rFonts w:ascii="Arial" w:hAnsi="Arial" w:cs="Arial"/>
+          <w:color w:val="1D2125"/>
+          <w:sz w:val="22"/>
+          <w:szCs w:val="22"/>
+        </w:rPr>
+        <w:t>Variable Dependiente ($Y$): Gasto Total (Presupuesto total liquidado en euros por cada Comunidad Autónoma).</w:t>
+      </w:r>
+    </w:p>
+    <w:p>
+      <w:pPr>
+        <w:pStyle w:val="NormalWeb"/>
+        <w:numPr>
+          <w:ilvl w:val="0"/>
+          <w:numId w:val="2"/>
+        </w:numPr>
+        <w:rPr>
+          <w:rFonts w:ascii="Arial" w:hAnsi="Arial" w:cs="Arial"/>
+          <w:color w:val="1D2125"/>
+          <w:sz w:val="22"/>
+          <w:szCs w:val="22"/>
+        </w:rPr>
+      </w:pPr>
+      <w:r>
+        <w:rPr>
+          <w:rFonts w:ascii="Arial" w:hAnsi="Arial" w:cs="Arial"/>
+          <w:color w:val="1D2125"/>
+          <w:sz w:val="22"/>
+          <w:szCs w:val="22"/>
+        </w:rPr>
+        <w:t>Variable de Control (Drill-</w:t>
+      </w:r>
+      <w:proofErr w:type="spellStart"/>
+      <w:r>
+        <w:rPr>
+          <w:rFonts w:ascii="Arial" w:hAnsi="Arial" w:cs="Arial"/>
+          <w:color w:val="1D2125"/>
+          <w:sz w:val="22"/>
+          <w:szCs w:val="22"/>
+        </w:rPr>
+        <w:t>down</w:t>
+      </w:r>
+      <w:proofErr w:type="spellEnd"/>
+      <w:r>
+        <w:rPr>
+          <w:rFonts w:ascii="Arial" w:hAnsi="Arial" w:cs="Arial"/>
+          <w:color w:val="1D2125"/>
+          <w:sz w:val="22"/>
+          <w:szCs w:val="22"/>
+        </w:rPr>
+        <w:t>): Comunidad Autónoma (CCAA).</w:t>
+      </w:r>
+    </w:p>
+    <w:p>
+      <w:pPr>
+        <w:spacing w:after="0" w:line="240" w:lineRule="auto"/>
+        <w:rPr>
+          <w:rFonts w:ascii="Arial" w:eastAsia="Times New Roman" w:hAnsi="Arial" w:cs="Arial"/>
+          <w:color w:val="1D2125"/>
+          <w:kern w:val="0"/>
+          <w:lang w:eastAsia="es-ES"/>
+          <w14:ligatures w14:val="none"/>
+        </w:rPr>
+      </w:pPr>
+      <w:r>
+        <w:rPr>
+          <w:rFonts w:ascii="Arial" w:eastAsia="Times New Roman" w:hAnsi="Arial" w:cs="Arial"/>
+          <w:b/>
+          <w:bCs/>
+          <w:color w:val="1D2125"/>
+          <w:kern w:val="0"/>
+          <w:lang w:eastAsia="es-ES"/>
+          <w14:ligatures w14:val="none"/>
+        </w:rPr>
+        <w:t xml:space="preserve">Fuente: </w:t>
+      </w:r>
+      <w:hyperlink r:id="rId7" w:history="1">
+        <w:r>
+          <w:rPr>
+            <w:rStyle w:val="Hipervnculo"/>
+            <w:rFonts w:ascii="Arial" w:eastAsia="Times New Roman" w:hAnsi="Arial" w:cs="Arial"/>
+            <w:kern w:val="0"/>
+            <w:lang w:eastAsia="es-ES"/>
+            <w14:ligatures w14:val="none"/>
+          </w:rPr>
+          <w:t>https://www.ine.es/jaxi/Tabla.htm?tpx=77442</w:t>
+        </w:r>
+      </w:hyperlink>
+      <w:r>
+        <w:rPr>
+          <w:rFonts w:ascii="Arial" w:eastAsia="Times New Roman" w:hAnsi="Arial" w:cs="Arial"/>
+          <w:color w:val="1D2125"/>
+          <w:kern w:val="0"/>
+          <w:lang w:eastAsia="es-ES"/>
+          <w14:ligatures w14:val="none"/>
+        </w:rPr>
+        <w:t xml:space="preserve"> </w:t>
+      </w:r>
+    </w:p>
+    <w:p>
+      <w:pPr>
+        <w:rPr>
+          <w:rFonts w:ascii="Arial" w:hAnsi="Arial" w:cs="Arial"/>
+        </w:rPr>
+      </w:pPr>
+    </w:p>
+    <w:p>
+      <w:pPr>
+        <w:rPr>
+          <w:rFonts w:ascii="Arial" w:hAnsi="Arial" w:cs="Arial"/>
+          <w:b/>
+          <w:bCs/>
+        </w:rPr>
+      </w:pPr>
+      <w:r>
+        <w:rPr>
+          <w:rFonts w:ascii="Arial" w:hAnsi="Arial" w:cs="Arial"/>
+          <w:b/>
+          <w:bCs/>
+        </w:rPr>
+        <w:t>Gráfico:</w:t>
+      </w:r>
+    </w:p>
+    <w:p>
+      <w:pPr>
+        <w:rPr>
+          <w:rFonts w:ascii="Arial" w:hAnsi="Arial" w:cs="Arial"/>
+          <w:b/>
+          <w:bCs/>
+        </w:rPr>
+      </w:pPr>
+      <w:r>
+        <w:rPr>
+          <w:noProof/>
+        </w:rPr>
+        <w:drawing>
+          <wp:inline distT="0" distB="0" distL="0" distR="0" wp14:anchorId="666D15CC" wp14:editId="6FC149F0">
+            <wp:extent cx="5400040" cy="3856990"/>
+            <wp:effectExtent l="0" t="0" r="0" b="0"/>
+            <wp:docPr id="1" name="Imagen 1"/>
+            <wp:cNvGraphicFramePr>
+              <a:graphicFrameLocks xmlns:a="http://schemas.openxmlformats.org/drawingml/2006/main" noChangeAspect="1"/>
+            </wp:cNvGraphicFramePr>
+            <a:graphic xmlns:a="http://schemas.openxmlformats.org/drawingml/2006/main">
+              <a:graphicData uri="http://schemas.openxmlformats.org/drawingml/2006/picture">
+                <pic:pic xmlns:pic="http://schemas.openxmlformats.org/drawingml/2006/picture">
+                  <pic:nvPicPr>
+                    <pic:cNvPr id="0" name="Picture 1"/>
+                    <pic:cNvPicPr>
+                      <a:picLocks noChangeAspect="1" noChangeArrowheads="1"/>
+                    </pic:cNvPicPr>
+                  </pic:nvPicPr>
+                  <pic:blipFill>
+                    <a:blip r:embed="rId8">
+                      <a:extLst>
+                        <a:ext uri="{28A0092B-C50C-407E-A947-70E740481C1C}">
+                          <a14:useLocalDpi xmlns:a14="http://schemas.microsoft.com/office/drawing/2010/main" val="0"/>
+                        </a:ext>
+                      </a:extLst>
+                    </a:blip>
+                    <a:srcRect/>
+                    <a:stretch>
+                      <a:fillRect/>
+                    </a:stretch>
+                  </pic:blipFill>
+                  <pic:spPr bwMode="auto">
+                    <a:xfrm>
+                      <a:off x="0" y="0"/>
+                      <a:ext cx="5400040" cy="3856990"/>
+                    </a:xfrm>
+                    <a:prstGeom prst="rect">
+                      <a:avLst/>
+                    </a:prstGeom>
+                    <a:noFill/>
+                    <a:ln>
+                      <a:noFill/>
+                    </a:ln>
+                  </pic:spPr>
+                </pic:pic>
+              </a:graphicData>
+            </a:graphic>
+          </wp:inline>
+        </w:drawing>
+      </w:r>
+    </w:p>
+    <w:p>
+      <w:pPr>
+        <w:rPr>
+          <w:rFonts w:ascii="Arial" w:hAnsi="Arial" w:cs="Arial"/>
+          <w:b/>
+          <w:bCs/>
+        </w:rPr>
+      </w:pPr>
+    </w:p>
+    <w:p>
+      <w:pPr>
+        <w:rPr>
+          <w:rFonts w:ascii="Arial" w:hAnsi="Arial" w:cs="Arial"/>
+          <w:b/>
+          <w:bCs/>
+        </w:rPr>
+      </w:pPr>
+      <w:r>
+        <w:rPr>
+          <w:rFonts w:ascii="Arial" w:hAnsi="Arial" w:cs="Arial"/>
+          <w:b/>
+          <w:bCs/>
+        </w:rPr>
+        <w:t>Conclusión</w:t>
+      </w:r>
+    </w:p>
+    <w:p>
+      <w:pPr>
+        <w:pStyle w:val="NormalWeb"/>
+        <w:rPr>
+          <w:rFonts w:ascii="Arial" w:hAnsi="Arial" w:cs="Arial"/>
+          <w:color w:val="1D2125"/>
+          <w:sz w:val="22"/>
+          <w:szCs w:val="22"/>
+        </w:rPr>
+      </w:pPr>
+      <w:r>
+        <w:rPr>
+          <w:rFonts w:ascii="Arial" w:hAnsi="Arial" w:cs="Arial"/>
+          <w:color w:val="1D2125"/>
+          <w:sz w:val="22"/>
+          <w:szCs w:val="22"/>
+        </w:rPr>
+        <w:t>Tras procesar los datos y ejecutar el modelo de regresión lineal en R, los resultados son los siguientes:</w:t>
+      </w:r>
+    </w:p>
+    <w:p>
+      <w:pPr>
+        <w:pStyle w:val="NormalWeb"/>
+        <w:rPr>
+          <w:rFonts w:ascii="Arial" w:hAnsi="Arial" w:cs="Arial"/>
+          <w:color w:val="1D2125"/>
+          <w:sz w:val="22"/>
+          <w:szCs w:val="22"/>
+        </w:rPr>
+      </w:pPr>
+      <w:r>
+        <w:rPr>
+          <w:rFonts w:ascii="Arial" w:hAnsi="Arial" w:cs="Arial"/>
+          <w:color w:val="1D2125"/>
+          <w:sz w:val="22"/>
+          <w:szCs w:val="22"/>
+        </w:rPr>
+        <w:lastRenderedPageBreak/>
+        <w:t xml:space="preserve">"Se ha obtenido un $R^2$ de 0.9438 (94,38%). Este valor es </w:t>
+      </w:r>
+      <w:r>
+        <w:rPr>
+          <w:rFonts w:ascii="Arial" w:hAnsi="Arial" w:cs="Arial"/>
+          <w:color w:val="1D2125"/>
+          <w:sz w:val="22"/>
+          <w:szCs w:val="22"/>
+        </w:rPr>
+        <w:t>muy</w:t>
+      </w:r>
+      <w:r>
+        <w:rPr>
+          <w:rFonts w:ascii="Arial" w:hAnsi="Arial" w:cs="Arial"/>
+          <w:color w:val="1D2125"/>
+          <w:sz w:val="22"/>
+          <w:szCs w:val="22"/>
+        </w:rPr>
+        <w:t xml:space="preserve"> alto e indica que el número de estudiantes explica casi la totalidad de la variación del gasto educativo entre las distintas regiones de España.</w:t>
+      </w:r>
+    </w:p>
+    <w:p>
+      <w:pPr>
+        <w:pStyle w:val="NormalWeb"/>
+        <w:rPr>
+          <w:rFonts w:ascii="Arial" w:hAnsi="Arial" w:cs="Arial"/>
+          <w:color w:val="1D2125"/>
+          <w:sz w:val="22"/>
+          <w:szCs w:val="22"/>
+        </w:rPr>
+      </w:pPr>
+      <w:r>
+        <w:rPr>
+          <w:rFonts w:ascii="Arial" w:hAnsi="Arial" w:cs="Arial"/>
+          <w:b/>
+          <w:bCs/>
+          <w:i/>
+          <w:iCs/>
+          <w:color w:val="1D2125"/>
+          <w:sz w:val="22"/>
+          <w:szCs w:val="22"/>
+          <w:u w:val="single"/>
+        </w:rPr>
+        <w:t>Interpretación:</w:t>
+      </w:r>
+      <w:r>
+        <w:rPr>
+          <w:rFonts w:ascii="Arial" w:hAnsi="Arial" w:cs="Arial"/>
+          <w:color w:val="1D2125"/>
+          <w:sz w:val="22"/>
+          <w:szCs w:val="22"/>
+        </w:rPr>
+        <w:t xml:space="preserve"> El diagnóstico confirma que el volumen demográfico escolar es el factor determinante ('driver') del presupuesto. Sin embargo, dado que el $R^2$ no es 1.0, existe un pequeño margen (aprox. </w:t>
+      </w:r>
+      <w:r>
+        <w:rPr>
+          <w:rFonts w:ascii="Arial" w:hAnsi="Arial" w:cs="Arial"/>
+          <w:color w:val="1D2125"/>
+          <w:sz w:val="22"/>
+          <w:szCs w:val="22"/>
+        </w:rPr>
+        <w:t>2</w:t>
+      </w:r>
+      <w:r>
+        <w:rPr>
+          <w:rFonts w:ascii="Arial" w:hAnsi="Arial" w:cs="Arial"/>
+          <w:color w:val="1D2125"/>
+          <w:sz w:val="22"/>
+          <w:szCs w:val="22"/>
+        </w:rPr>
+        <w:t>,</w:t>
+      </w:r>
+      <w:r>
+        <w:rPr>
+          <w:rFonts w:ascii="Arial" w:hAnsi="Arial" w:cs="Arial"/>
+          <w:color w:val="1D2125"/>
+          <w:sz w:val="22"/>
+          <w:szCs w:val="22"/>
+        </w:rPr>
+        <w:t>9</w:t>
+      </w:r>
+      <w:r>
+        <w:rPr>
+          <w:rFonts w:ascii="Arial" w:hAnsi="Arial" w:cs="Arial"/>
+          <w:color w:val="1D2125"/>
+          <w:sz w:val="22"/>
+          <w:szCs w:val="22"/>
+        </w:rPr>
+        <w:t>%) que no depende de la cantidad de alumnos, sino de otras causas como el Gasto Medio por Estudiante, donde regiones como el País Vasco o Cataluña muestran una inversión por cabeza superior a la media, alejándose ligeramente de la línea de predicción."</w:t>
+      </w:r>
+    </w:p>
+    <w:p>
+      <w:pPr>
+        <w:rPr>
+          <w:rFonts w:ascii="Arial" w:hAnsi="Arial" w:cs="Arial"/>
+          <w:b/>
+          <w:bCs/>
+        </w:rPr>
+      </w:pPr>
     </w:p>
     <w:sectPr>
+      <w:headerReference w:type="even" r:id="rId9"/>
+      <w:headerReference w:type="default" r:id="rId10"/>
+      <w:footerReference w:type="even" r:id="rId11"/>
+      <w:footerReference w:type="default" r:id="rId12"/>
+      <w:headerReference w:type="first" r:id="rId13"/>
+      <w:footerReference w:type="first" r:id="rId14"/>
       <w:pgSz w:w="11906" w:h="16838"/>
       <w:pgMar w:top="1417" w:right="1701" w:bottom="1417" w:left="1701" w:header="708" w:footer="708" w:gutter="0"/>
       <w:cols w:space="708"/>
@@ -76,6 +473,405 @@
     </w:sectPr>
   </w:body>
 </w:document>
+</file>
+
+<file path=word/endnotes.xml><?xml version="1.0" encoding="utf-8"?>
+<w:endnotes xmlns:wpc="http://schemas.microsoft.com/office/word/2010/wordprocessingCanvas" xmlns:cx="http://schemas.microsoft.com/office/drawing/2014/chartex" xmlns:cx1="http://schemas.microsoft.com/office/drawing/2015/9/8/chartex" xmlns:cx2="http://schemas.microsoft.com/office/drawing/2015/10/21/chartex" xmlns:cx3="http://schemas.microsoft.com/office/drawing/2016/5/9/chartex" xmlns:cx4="http://schemas.microsoft.com/office/drawing/2016/5/10/chartex" xmlns:cx5="http://schemas.microsoft.com/office/drawing/2016/5/11/chartex" xmlns:cx6="http://schemas.microsoft.com/office/drawing/2016/5/12/chartex" xmlns:cx7="http://schemas.microsoft.com/office/drawing/2016/5/13/chartex" xmlns:cx8="http://schemas.microsoft.com/office/drawing/2016/5/14/chartex" xmlns:mc="http://schemas.openxmlformats.org/markup-compatibility/2006" xmlns:aink="http://schemas.microsoft.com/office/drawing/2016/ink" xmlns:am3d="http://schemas.microsoft.com/office/drawing/2017/model3d" xmlns:o="urn:schemas-microsoft-com:office:office" xmlns:r="http://schemas.openxmlformats.org/officeDocument/2006/relationships" xmlns:m="http://schemas.openxmlformats.org/officeDocument/2006/math" xmlns:v="urn:schemas-microsoft-com:vml" xmlns:wp14="http://schemas.microsoft.com/office/word/2010/wordprocessingDrawing" xmlns:wp="http://schemas.openxmlformats.org/drawingml/2006/wordprocessingDrawing" xmlns:w10="urn:schemas-microsoft-com:office:word" xmlns:w="http://schemas.openxmlformats.org/wordprocessingml/2006/main" xmlns:w14="http://schemas.microsoft.com/office/word/2010/wordml" xmlns:w15="http://schemas.microsoft.com/office/word/2012/wordml" xmlns:w16cex="http://schemas.microsoft.com/office/word/2018/wordml/cex" xmlns:w16cid="http://schemas.microsoft.com/office/word/2016/wordml/cid" xmlns:w16="http://schemas.microsoft.com/office/word/2018/wordml" xmlns:w16sdtdh="http://schemas.microsoft.com/office/word/2020/wordml/sdtdatahash" xmlns:w16se="http://schemas.microsoft.com/office/word/2015/wordml/symex" xmlns:wpg="http://schemas.microsoft.com/office/word/2010/wordprocessingGroup" xmlns:wpi="http://schemas.microsoft.com/office/word/2010/wordprocessingInk" xmlns:wne="http://schemas.microsoft.com/office/word/2006/wordml" xmlns:wps="http://schemas.microsoft.com/office/word/2010/wordprocessingShape" mc:Ignorable="w14 w15 w16se w16cid w16 w16cex w16sdtdh wp14">
+  <w:endnote w:type="separator" w:id="-1">
+    <w:p>
+      <w:pPr>
+        <w:spacing w:after="0" w:line="240" w:lineRule="auto"/>
+      </w:pPr>
+      <w:r>
+        <w:separator/>
+      </w:r>
+    </w:p>
+  </w:endnote>
+  <w:endnote w:type="continuationSeparator" w:id="0">
+    <w:p>
+      <w:pPr>
+        <w:spacing w:after="0" w:line="240" w:lineRule="auto"/>
+      </w:pPr>
+      <w:r>
+        <w:continuationSeparator/>
+      </w:r>
+    </w:p>
+  </w:endnote>
+</w:endnotes>
+</file>
+
+<file path=word/footer1.xml><?xml version="1.0" encoding="utf-8"?>
+<w:ftr xmlns:wpc="http://schemas.microsoft.com/office/word/2010/wordprocessingCanvas" xmlns:cx="http://schemas.microsoft.com/office/drawing/2014/chartex" xmlns:cx1="http://schemas.microsoft.com/office/drawing/2015/9/8/chartex" xmlns:cx2="http://schemas.microsoft.com/office/drawing/2015/10/21/chartex" xmlns:cx3="http://schemas.microsoft.com/office/drawing/2016/5/9/chartex" xmlns:cx4="http://schemas.microsoft.com/office/drawing/2016/5/10/chartex" xmlns:cx5="http://schemas.microsoft.com/office/drawing/2016/5/11/chartex" xmlns:cx6="http://schemas.microsoft.com/office/drawing/2016/5/12/chartex" xmlns:cx7="http://schemas.microsoft.com/office/drawing/2016/5/13/chartex" xmlns:cx8="http://schemas.microsoft.com/office/drawing/2016/5/14/chartex" xmlns:mc="http://schemas.openxmlformats.org/markup-compatibility/2006" xmlns:aink="http://schemas.microsoft.com/office/drawing/2016/ink" xmlns:am3d="http://schemas.microsoft.com/office/drawing/2017/model3d" xmlns:o="urn:schemas-microsoft-com:office:office" xmlns:r="http://schemas.openxmlformats.org/officeDocument/2006/relationships" xmlns:m="http://schemas.openxmlformats.org/officeDocument/2006/math" xmlns:v="urn:schemas-microsoft-com:vml" xmlns:wp14="http://schemas.microsoft.com/office/word/2010/wordprocessingDrawing" xmlns:wp="http://schemas.openxmlformats.org/drawingml/2006/wordprocessingDrawing" xmlns:w10="urn:schemas-microsoft-com:office:word" xmlns:w="http://schemas.openxmlformats.org/wordprocessingml/2006/main" xmlns:w14="http://schemas.microsoft.com/office/word/2010/wordml" xmlns:w15="http://schemas.microsoft.com/office/word/2012/wordml" xmlns:w16cex="http://schemas.microsoft.com/office/word/2018/wordml/cex" xmlns:w16cid="http://schemas.microsoft.com/office/word/2016/wordml/cid" xmlns:w16="http://schemas.microsoft.com/office/word/2018/wordml" xmlns:w16sdtdh="http://schemas.microsoft.com/office/word/2020/wordml/sdtdatahash" xmlns:w16se="http://schemas.microsoft.com/office/word/2015/wordml/symex" xmlns:wpg="http://schemas.microsoft.com/office/word/2010/wordprocessingGroup" xmlns:wpi="http://schemas.microsoft.com/office/word/2010/wordprocessingInk" xmlns:wne="http://schemas.microsoft.com/office/word/2006/wordml" xmlns:wps="http://schemas.microsoft.com/office/word/2010/wordprocessingShape" mc:Ignorable="w14 w15 w16se w16cid w16 w16cex w16sdtdh wp14">
+  <w:p>
+    <w:pPr>
+      <w:pStyle w:val="Piedepgina"/>
+    </w:pPr>
+  </w:p>
+</w:ftr>
+</file>
+
+<file path=word/footer2.xml><?xml version="1.0" encoding="utf-8"?>
+<w:ftr xmlns:wpc="http://schemas.microsoft.com/office/word/2010/wordprocessingCanvas" xmlns:cx="http://schemas.microsoft.com/office/drawing/2014/chartex" xmlns:cx1="http://schemas.microsoft.com/office/drawing/2015/9/8/chartex" xmlns:cx2="http://schemas.microsoft.com/office/drawing/2015/10/21/chartex" xmlns:cx3="http://schemas.microsoft.com/office/drawing/2016/5/9/chartex" xmlns:cx4="http://schemas.microsoft.com/office/drawing/2016/5/10/chartex" xmlns:cx5="http://schemas.microsoft.com/office/drawing/2016/5/11/chartex" xmlns:cx6="http://schemas.microsoft.com/office/drawing/2016/5/12/chartex" xmlns:cx7="http://schemas.microsoft.com/office/drawing/2016/5/13/chartex" xmlns:cx8="http://schemas.microsoft.com/office/drawing/2016/5/14/chartex" xmlns:mc="http://schemas.openxmlformats.org/markup-compatibility/2006" xmlns:aink="http://schemas.microsoft.com/office/drawing/2016/ink" xmlns:am3d="http://schemas.microsoft.com/office/drawing/2017/model3d" xmlns:o="urn:schemas-microsoft-com:office:office" xmlns:r="http://schemas.openxmlformats.org/officeDocument/2006/relationships" xmlns:m="http://schemas.openxmlformats.org/officeDocument/2006/math" xmlns:v="urn:schemas-microsoft-com:vml" xmlns:wp14="http://schemas.microsoft.com/office/word/2010/wordprocessingDrawing" xmlns:wp="http://schemas.openxmlformats.org/drawingml/2006/wordprocessingDrawing" xmlns:w10="urn:schemas-microsoft-com:office:word" xmlns:w="http://schemas.openxmlformats.org/wordprocessingml/2006/main" xmlns:w14="http://schemas.microsoft.com/office/word/2010/wordml" xmlns:w15="http://schemas.microsoft.com/office/word/2012/wordml" xmlns:w16cex="http://schemas.microsoft.com/office/word/2018/wordml/cex" xmlns:w16cid="http://schemas.microsoft.com/office/word/2016/wordml/cid" xmlns:w16="http://schemas.microsoft.com/office/word/2018/wordml" xmlns:w16sdtdh="http://schemas.microsoft.com/office/word/2020/wordml/sdtdatahash" xmlns:w16se="http://schemas.microsoft.com/office/word/2015/wordml/symex" xmlns:wpg="http://schemas.microsoft.com/office/word/2010/wordprocessingGroup" xmlns:wpi="http://schemas.microsoft.com/office/word/2010/wordprocessingInk" xmlns:wne="http://schemas.microsoft.com/office/word/2006/wordml" xmlns:wps="http://schemas.microsoft.com/office/word/2010/wordprocessingShape" mc:Ignorable="w14 w15 w16se w16cid w16 w16cex w16sdtdh wp14">
+  <w:p>
+    <w:pPr>
+      <w:pStyle w:val="Piedepgina"/>
+    </w:pPr>
+  </w:p>
+</w:ftr>
+</file>
+
+<file path=word/footer3.xml><?xml version="1.0" encoding="utf-8"?>
+<w:ftr xmlns:wpc="http://schemas.microsoft.com/office/word/2010/wordprocessingCanvas" xmlns:cx="http://schemas.microsoft.com/office/drawing/2014/chartex" xmlns:cx1="http://schemas.microsoft.com/office/drawing/2015/9/8/chartex" xmlns:cx2="http://schemas.microsoft.com/office/drawing/2015/10/21/chartex" xmlns:cx3="http://schemas.microsoft.com/office/drawing/2016/5/9/chartex" xmlns:cx4="http://schemas.microsoft.com/office/drawing/2016/5/10/chartex" xmlns:cx5="http://schemas.microsoft.com/office/drawing/2016/5/11/chartex" xmlns:cx6="http://schemas.microsoft.com/office/drawing/2016/5/12/chartex" xmlns:cx7="http://schemas.microsoft.com/office/drawing/2016/5/13/chartex" xmlns:cx8="http://schemas.microsoft.com/office/drawing/2016/5/14/chartex" xmlns:mc="http://schemas.openxmlformats.org/markup-compatibility/2006" xmlns:aink="http://schemas.microsoft.com/office/drawing/2016/ink" xmlns:am3d="http://schemas.microsoft.com/office/drawing/2017/model3d" xmlns:o="urn:schemas-microsoft-com:office:office" xmlns:r="http://schemas.openxmlformats.org/officeDocument/2006/relationships" xmlns:m="http://schemas.openxmlformats.org/officeDocument/2006/math" xmlns:v="urn:schemas-microsoft-com:vml" xmlns:wp14="http://schemas.microsoft.com/office/word/2010/wordprocessingDrawing" xmlns:wp="http://schemas.openxmlformats.org/drawingml/2006/wordprocessingDrawing" xmlns:w10="urn:schemas-microsoft-com:office:word" xmlns:w="http://schemas.openxmlformats.org/wordprocessingml/2006/main" xmlns:w14="http://schemas.microsoft.com/office/word/2010/wordml" xmlns:w15="http://schemas.microsoft.com/office/word/2012/wordml" xmlns:w16cex="http://schemas.microsoft.com/office/word/2018/wordml/cex" xmlns:w16cid="http://schemas.microsoft.com/office/word/2016/wordml/cid" xmlns:w16="http://schemas.microsoft.com/office/word/2018/wordml" xmlns:w16sdtdh="http://schemas.microsoft.com/office/word/2020/wordml/sdtdatahash" xmlns:w16se="http://schemas.microsoft.com/office/word/2015/wordml/symex" xmlns:wpg="http://schemas.microsoft.com/office/word/2010/wordprocessingGroup" xmlns:wpi="http://schemas.microsoft.com/office/word/2010/wordprocessingInk" xmlns:wne="http://schemas.microsoft.com/office/word/2006/wordml" xmlns:wps="http://schemas.microsoft.com/office/word/2010/wordprocessingShape" mc:Ignorable="w14 w15 w16se w16cid w16 w16cex w16sdtdh wp14">
+  <w:p>
+    <w:pPr>
+      <w:pStyle w:val="Piedepgina"/>
+    </w:pPr>
+  </w:p>
+</w:ftr>
+</file>
+
+<file path=word/footnotes.xml><?xml version="1.0" encoding="utf-8"?>
+<w:footnotes xmlns:wpc="http://schemas.microsoft.com/office/word/2010/wordprocessingCanvas" xmlns:cx="http://schemas.microsoft.com/office/drawing/2014/chartex" xmlns:cx1="http://schemas.microsoft.com/office/drawing/2015/9/8/chartex" xmlns:cx2="http://schemas.microsoft.com/office/drawing/2015/10/21/chartex" xmlns:cx3="http://schemas.microsoft.com/office/drawing/2016/5/9/chartex" xmlns:cx4="http://schemas.microsoft.com/office/drawing/2016/5/10/chartex" xmlns:cx5="http://schemas.microsoft.com/office/drawing/2016/5/11/chartex" xmlns:cx6="http://schemas.microsoft.com/office/drawing/2016/5/12/chartex" xmlns:cx7="http://schemas.microsoft.com/office/drawing/2016/5/13/chartex" xmlns:cx8="http://schemas.microsoft.com/office/drawing/2016/5/14/chartex" xmlns:mc="http://schemas.openxmlformats.org/markup-compatibility/2006" xmlns:aink="http://schemas.microsoft.com/office/drawing/2016/ink" xmlns:am3d="http://schemas.microsoft.com/office/drawing/2017/model3d" xmlns:o="urn:schemas-microsoft-com:office:office" xmlns:r="http://schemas.openxmlformats.org/officeDocument/2006/relationships" xmlns:m="http://schemas.openxmlformats.org/officeDocument/2006/math" xmlns:v="urn:schemas-microsoft-com:vml" xmlns:wp14="http://schemas.microsoft.com/office/word/2010/wordprocessingDrawing" xmlns:wp="http://schemas.openxmlformats.org/drawingml/2006/wordprocessingDrawing" xmlns:w10="urn:schemas-microsoft-com:office:word" xmlns:w="http://schemas.openxmlformats.org/wordprocessingml/2006/main" xmlns:w14="http://schemas.microsoft.com/office/word/2010/wordml" xmlns:w15="http://schemas.microsoft.com/office/word/2012/wordml" xmlns:w16cex="http://schemas.microsoft.com/office/word/2018/wordml/cex" xmlns:w16cid="http://schemas.microsoft.com/office/word/2016/wordml/cid" xmlns:w16="http://schemas.microsoft.com/office/word/2018/wordml" xmlns:w16sdtdh="http://schemas.microsoft.com/office/word/2020/wordml/sdtdatahash" xmlns:w16se="http://schemas.microsoft.com/office/word/2015/wordml/symex" xmlns:wpg="http://schemas.microsoft.com/office/word/2010/wordprocessingGroup" xmlns:wpi="http://schemas.microsoft.com/office/word/2010/wordprocessingInk" xmlns:wne="http://schemas.microsoft.com/office/word/2006/wordml" xmlns:wps="http://schemas.microsoft.com/office/word/2010/wordprocessingShape" mc:Ignorable="w14 w15 w16se w16cid w16 w16cex w16sdtdh wp14">
+  <w:footnote w:type="separator" w:id="-1">
+    <w:p>
+      <w:pPr>
+        <w:spacing w:after="0" w:line="240" w:lineRule="auto"/>
+      </w:pPr>
+      <w:r>
+        <w:separator/>
+      </w:r>
+    </w:p>
+  </w:footnote>
+  <w:footnote w:type="continuationSeparator" w:id="0">
+    <w:p>
+      <w:pPr>
+        <w:spacing w:after="0" w:line="240" w:lineRule="auto"/>
+      </w:pPr>
+      <w:r>
+        <w:continuationSeparator/>
+      </w:r>
+    </w:p>
+  </w:footnote>
+</w:footnotes>
+</file>
+
+<file path=word/header1.xml><?xml version="1.0" encoding="utf-8"?>
+<w:hdr xmlns:wpc="http://schemas.microsoft.com/office/word/2010/wordprocessingCanvas" xmlns:cx="http://schemas.microsoft.com/office/drawing/2014/chartex" xmlns:cx1="http://schemas.microsoft.com/office/drawing/2015/9/8/chartex" xmlns:cx2="http://schemas.microsoft.com/office/drawing/2015/10/21/chartex" xmlns:cx3="http://schemas.microsoft.com/office/drawing/2016/5/9/chartex" xmlns:cx4="http://schemas.microsoft.com/office/drawing/2016/5/10/chartex" xmlns:cx5="http://schemas.microsoft.com/office/drawing/2016/5/11/chartex" xmlns:cx6="http://schemas.microsoft.com/office/drawing/2016/5/12/chartex" xmlns:cx7="http://schemas.microsoft.com/office/drawing/2016/5/13/chartex" xmlns:cx8="http://schemas.microsoft.com/office/drawing/2016/5/14/chartex" xmlns:mc="http://schemas.openxmlformats.org/markup-compatibility/2006" xmlns:aink="http://schemas.microsoft.com/office/drawing/2016/ink" xmlns:am3d="http://schemas.microsoft.com/office/drawing/2017/model3d" xmlns:o="urn:schemas-microsoft-com:office:office" xmlns:r="http://schemas.openxmlformats.org/officeDocument/2006/relationships" xmlns:m="http://schemas.openxmlformats.org/officeDocument/2006/math" xmlns:v="urn:schemas-microsoft-com:vml" xmlns:wp14="http://schemas.microsoft.com/office/word/2010/wordprocessingDrawing" xmlns:wp="http://schemas.openxmlformats.org/drawingml/2006/wordprocessingDrawing" xmlns:w10="urn:schemas-microsoft-com:office:word" xmlns:w="http://schemas.openxmlformats.org/wordprocessingml/2006/main" xmlns:w14="http://schemas.microsoft.com/office/word/2010/wordml" xmlns:w15="http://schemas.microsoft.com/office/word/2012/wordml" xmlns:w16cex="http://schemas.microsoft.com/office/word/2018/wordml/cex" xmlns:w16cid="http://schemas.microsoft.com/office/word/2016/wordml/cid" xmlns:w16="http://schemas.microsoft.com/office/word/2018/wordml" xmlns:w16sdtdh="http://schemas.microsoft.com/office/word/2020/wordml/sdtdatahash" xmlns:w16se="http://schemas.microsoft.com/office/word/2015/wordml/symex" xmlns:wpg="http://schemas.microsoft.com/office/word/2010/wordprocessingGroup" xmlns:wpi="http://schemas.microsoft.com/office/word/2010/wordprocessingInk" xmlns:wne="http://schemas.microsoft.com/office/word/2006/wordml" xmlns:wps="http://schemas.microsoft.com/office/word/2010/wordprocessingShape" mc:Ignorable="w14 w15 w16se w16cid w16 w16cex w16sdtdh wp14">
+  <w:p>
+    <w:pPr>
+      <w:pStyle w:val="Encabezado"/>
+    </w:pPr>
+  </w:p>
+</w:hdr>
+</file>
+
+<file path=word/header2.xml><?xml version="1.0" encoding="utf-8"?>
+<w:hdr xmlns:wpc="http://schemas.microsoft.com/office/word/2010/wordprocessingCanvas" xmlns:cx="http://schemas.microsoft.com/office/drawing/2014/chartex" xmlns:cx1="http://schemas.microsoft.com/office/drawing/2015/9/8/chartex" xmlns:cx2="http://schemas.microsoft.com/office/drawing/2015/10/21/chartex" xmlns:cx3="http://schemas.microsoft.com/office/drawing/2016/5/9/chartex" xmlns:cx4="http://schemas.microsoft.com/office/drawing/2016/5/10/chartex" xmlns:cx5="http://schemas.microsoft.com/office/drawing/2016/5/11/chartex" xmlns:cx6="http://schemas.microsoft.com/office/drawing/2016/5/12/chartex" xmlns:cx7="http://schemas.microsoft.com/office/drawing/2016/5/13/chartex" xmlns:cx8="http://schemas.microsoft.com/office/drawing/2016/5/14/chartex" xmlns:mc="http://schemas.openxmlformats.org/markup-compatibility/2006" xmlns:aink="http://schemas.microsoft.com/office/drawing/2016/ink" xmlns:am3d="http://schemas.microsoft.com/office/drawing/2017/model3d" xmlns:o="urn:schemas-microsoft-com:office:office" xmlns:r="http://schemas.openxmlformats.org/officeDocument/2006/relationships" xmlns:m="http://schemas.openxmlformats.org/officeDocument/2006/math" xmlns:v="urn:schemas-microsoft-com:vml" xmlns:wp14="http://schemas.microsoft.com/office/word/2010/wordprocessingDrawing" xmlns:wp="http://schemas.openxmlformats.org/drawingml/2006/wordprocessingDrawing" xmlns:w10="urn:schemas-microsoft-com:office:word" xmlns:w="http://schemas.openxmlformats.org/wordprocessingml/2006/main" xmlns:w14="http://schemas.microsoft.com/office/word/2010/wordml" xmlns:w15="http://schemas.microsoft.com/office/word/2012/wordml" xmlns:w16cex="http://schemas.microsoft.com/office/word/2018/wordml/cex" xmlns:w16cid="http://schemas.microsoft.com/office/word/2016/wordml/cid" xmlns:w16="http://schemas.microsoft.com/office/word/2018/wordml" xmlns:w16sdtdh="http://schemas.microsoft.com/office/word/2020/wordml/sdtdatahash" xmlns:w16se="http://schemas.microsoft.com/office/word/2015/wordml/symex" xmlns:wpg="http://schemas.microsoft.com/office/word/2010/wordprocessingGroup" xmlns:wpi="http://schemas.microsoft.com/office/word/2010/wordprocessingInk" xmlns:wne="http://schemas.microsoft.com/office/word/2006/wordml" xmlns:wps="http://schemas.microsoft.com/office/word/2010/wordprocessingShape" mc:Ignorable="w14 w15 w16se w16cid w16 w16cex w16sdtdh wp14">
+  <w:p>
+    <w:pPr>
+      <w:pStyle w:val="Encabezado"/>
+      <w:jc w:val="right"/>
+      <w:rPr>
+        <w:b/>
+        <w:bCs/>
+      </w:rPr>
+    </w:pPr>
+    <w:r>
+      <w:rPr>
+        <w:b/>
+        <w:bCs/>
+      </w:rPr>
+      <w:t>Alejandro Bernabé Guerrero</w:t>
+    </w:r>
+  </w:p>
+</w:hdr>
+</file>
+
+<file path=word/header3.xml><?xml version="1.0" encoding="utf-8"?>
+<w:hdr xmlns:wpc="http://schemas.microsoft.com/office/word/2010/wordprocessingCanvas" xmlns:cx="http://schemas.microsoft.com/office/drawing/2014/chartex" xmlns:cx1="http://schemas.microsoft.com/office/drawing/2015/9/8/chartex" xmlns:cx2="http://schemas.microsoft.com/office/drawing/2015/10/21/chartex" xmlns:cx3="http://schemas.microsoft.com/office/drawing/2016/5/9/chartex" xmlns:cx4="http://schemas.microsoft.com/office/drawing/2016/5/10/chartex" xmlns:cx5="http://schemas.microsoft.com/office/drawing/2016/5/11/chartex" xmlns:cx6="http://schemas.microsoft.com/office/drawing/2016/5/12/chartex" xmlns:cx7="http://schemas.microsoft.com/office/drawing/2016/5/13/chartex" xmlns:cx8="http://schemas.microsoft.com/office/drawing/2016/5/14/chartex" xmlns:mc="http://schemas.openxmlformats.org/markup-compatibility/2006" xmlns:aink="http://schemas.microsoft.com/office/drawing/2016/ink" xmlns:am3d="http://schemas.microsoft.com/office/drawing/2017/model3d" xmlns:o="urn:schemas-microsoft-com:office:office" xmlns:r="http://schemas.openxmlformats.org/officeDocument/2006/relationships" xmlns:m="http://schemas.openxmlformats.org/officeDocument/2006/math" xmlns:v="urn:schemas-microsoft-com:vml" xmlns:wp14="http://schemas.microsoft.com/office/word/2010/wordprocessingDrawing" xmlns:wp="http://schemas.openxmlformats.org/drawingml/2006/wordprocessingDrawing" xmlns:w10="urn:schemas-microsoft-com:office:word" xmlns:w="http://schemas.openxmlformats.org/wordprocessingml/2006/main" xmlns:w14="http://schemas.microsoft.com/office/word/2010/wordml" xmlns:w15="http://schemas.microsoft.com/office/word/2012/wordml" xmlns:w16cex="http://schemas.microsoft.com/office/word/2018/wordml/cex" xmlns:w16cid="http://schemas.microsoft.com/office/word/2016/wordml/cid" xmlns:w16="http://schemas.microsoft.com/office/word/2018/wordml" xmlns:w16sdtdh="http://schemas.microsoft.com/office/word/2020/wordml/sdtdatahash" xmlns:w16se="http://schemas.microsoft.com/office/word/2015/wordml/symex" xmlns:wpg="http://schemas.microsoft.com/office/word/2010/wordprocessingGroup" xmlns:wpi="http://schemas.microsoft.com/office/word/2010/wordprocessingInk" xmlns:wne="http://schemas.microsoft.com/office/word/2006/wordml" xmlns:wps="http://schemas.microsoft.com/office/word/2010/wordprocessingShape" mc:Ignorable="w14 w15 w16se w16cid w16 w16cex w16sdtdh wp14">
+  <w:p>
+    <w:pPr>
+      <w:pStyle w:val="Encabezado"/>
+    </w:pPr>
+  </w:p>
+</w:hdr>
+</file>
+
+<file path=word/numbering.xml><?xml version="1.0" encoding="utf-8"?>
+<w:numbering xmlns:wpc="http://schemas.microsoft.com/office/word/2010/wordprocessingCanvas" xmlns:cx="http://schemas.microsoft.com/office/drawing/2014/chartex" xmlns:cx1="http://schemas.microsoft.com/office/drawing/2015/9/8/chartex" xmlns:cx2="http://schemas.microsoft.com/office/drawing/2015/10/21/chartex" xmlns:cx3="http://schemas.microsoft.com/office/drawing/2016/5/9/chartex" xmlns:cx4="http://schemas.microsoft.com/office/drawing/2016/5/10/chartex" xmlns:cx5="http://schemas.microsoft.com/office/drawing/2016/5/11/chartex" xmlns:cx6="http://schemas.microsoft.com/office/drawing/2016/5/12/chartex" xmlns:cx7="http://schemas.microsoft.com/office/drawing/2016/5/13/chartex" xmlns:cx8="http://schemas.microsoft.com/office/drawing/2016/5/14/chartex" xmlns:mc="http://schemas.openxmlformats.org/markup-compatibility/2006" xmlns:aink="http://schemas.microsoft.com/office/drawing/2016/ink" xmlns:am3d="http://schemas.microsoft.com/office/drawing/2017/model3d" xmlns:o="urn:schemas-microsoft-com:office:office" xmlns:r="http://schemas.openxmlformats.org/officeDocument/2006/relationships" xmlns:m="http://schemas.openxmlformats.org/officeDocument/2006/math" xmlns:v="urn:schemas-microsoft-com:vml" xmlns:wp14="http://schemas.microsoft.com/office/word/2010/wordprocessingDrawing" xmlns:wp="http://schemas.openxmlformats.org/drawingml/2006/wordprocessingDrawing" xmlns:w10="urn:schemas-microsoft-com:office:word" xmlns:w="http://schemas.openxmlformats.org/wordprocessingml/2006/main" xmlns:w14="http://schemas.microsoft.com/office/word/2010/wordml" xmlns:w15="http://schemas.microsoft.com/office/word/2012/wordml" xmlns:w16cex="http://schemas.microsoft.com/office/word/2018/wordml/cex" xmlns:w16cid="http://schemas.microsoft.com/office/word/2016/wordml/cid" xmlns:w16="http://schemas.microsoft.com/office/word/2018/wordml" xmlns:w16sdtdh="http://schemas.microsoft.com/office/word/2020/wordml/sdtdatahash" xmlns:w16se="http://schemas.microsoft.com/office/word/2015/wordml/symex" xmlns:wpg="http://schemas.microsoft.com/office/word/2010/wordprocessingGroup" xmlns:wpi="http://schemas.microsoft.com/office/word/2010/wordprocessingInk" xmlns:wne="http://schemas.microsoft.com/office/word/2006/wordml" xmlns:wps="http://schemas.microsoft.com/office/word/2010/wordprocessingShape" mc:Ignorable="w14 w15 w16se w16cid w16 w16cex w16sdtdh wp14">
+  <w:abstractNum w:abstractNumId="0" w15:restartNumberingAfterBreak="0">
+    <w:nsid w:val="01B05EA3"/>
+    <w:multiLevelType w:val="multilevel"/>
+    <w:tmpl w:val="B802BD7A"/>
+    <w:lvl w:ilvl="0">
+      <w:start w:val="1"/>
+      <w:numFmt w:val="decimal"/>
+      <w:lvlText w:val="%1."/>
+      <w:lvlJc w:val="left"/>
+      <w:pPr>
+        <w:tabs>
+          <w:tab w:val="num" w:pos="720"/>
+        </w:tabs>
+        <w:ind w:left="720" w:hanging="360"/>
+      </w:pPr>
+    </w:lvl>
+    <w:lvl w:ilvl="1">
+      <w:start w:val="1"/>
+      <w:numFmt w:val="bullet"/>
+      <w:lvlText w:val="o"/>
+      <w:lvlJc w:val="left"/>
+      <w:pPr>
+        <w:tabs>
+          <w:tab w:val="num" w:pos="1440"/>
+        </w:tabs>
+        <w:ind w:left="1440" w:hanging="360"/>
+      </w:pPr>
+      <w:rPr>
+        <w:rFonts w:ascii="Courier New" w:hAnsi="Courier New" w:hint="default"/>
+        <w:sz w:val="20"/>
+      </w:rPr>
+    </w:lvl>
+    <w:lvl w:ilvl="2" w:tentative="1">
+      <w:start w:val="1"/>
+      <w:numFmt w:val="decimal"/>
+      <w:lvlText w:val="%3."/>
+      <w:lvlJc w:val="left"/>
+      <w:pPr>
+        <w:tabs>
+          <w:tab w:val="num" w:pos="2160"/>
+        </w:tabs>
+        <w:ind w:left="2160" w:hanging="360"/>
+      </w:pPr>
+    </w:lvl>
+    <w:lvl w:ilvl="3" w:tentative="1">
+      <w:start w:val="1"/>
+      <w:numFmt w:val="decimal"/>
+      <w:lvlText w:val="%4."/>
+      <w:lvlJc w:val="left"/>
+      <w:pPr>
+        <w:tabs>
+          <w:tab w:val="num" w:pos="2880"/>
+        </w:tabs>
+        <w:ind w:left="2880" w:hanging="360"/>
+      </w:pPr>
+    </w:lvl>
+    <w:lvl w:ilvl="4" w:tentative="1">
+      <w:start w:val="1"/>
+      <w:numFmt w:val="decimal"/>
+      <w:lvlText w:val="%5."/>
+      <w:lvlJc w:val="left"/>
+      <w:pPr>
+        <w:tabs>
+          <w:tab w:val="num" w:pos="3600"/>
+        </w:tabs>
+        <w:ind w:left="3600" w:hanging="360"/>
+      </w:pPr>
+    </w:lvl>
+    <w:lvl w:ilvl="5" w:tentative="1">
+      <w:start w:val="1"/>
+      <w:numFmt w:val="decimal"/>
+      <w:lvlText w:val="%6."/>
+      <w:lvlJc w:val="left"/>
+      <w:pPr>
+        <w:tabs>
+          <w:tab w:val="num" w:pos="4320"/>
+        </w:tabs>
+        <w:ind w:left="4320" w:hanging="360"/>
+      </w:pPr>
+    </w:lvl>
+    <w:lvl w:ilvl="6" w:tentative="1">
+      <w:start w:val="1"/>
+      <w:numFmt w:val="decimal"/>
+      <w:lvlText w:val="%7."/>
+      <w:lvlJc w:val="left"/>
+      <w:pPr>
+        <w:tabs>
+          <w:tab w:val="num" w:pos="5040"/>
+        </w:tabs>
+        <w:ind w:left="5040" w:hanging="360"/>
+      </w:pPr>
+    </w:lvl>
+    <w:lvl w:ilvl="7" w:tentative="1">
+      <w:start w:val="1"/>
+      <w:numFmt w:val="decimal"/>
+      <w:lvlText w:val="%8."/>
+      <w:lvlJc w:val="left"/>
+      <w:pPr>
+        <w:tabs>
+          <w:tab w:val="num" w:pos="5760"/>
+        </w:tabs>
+        <w:ind w:left="5760" w:hanging="360"/>
+      </w:pPr>
+    </w:lvl>
+    <w:lvl w:ilvl="8" w:tentative="1">
+      <w:start w:val="1"/>
+      <w:numFmt w:val="decimal"/>
+      <w:lvlText w:val="%9."/>
+      <w:lvlJc w:val="left"/>
+      <w:pPr>
+        <w:tabs>
+          <w:tab w:val="num" w:pos="6480"/>
+        </w:tabs>
+        <w:ind w:left="6480" w:hanging="360"/>
+      </w:pPr>
+    </w:lvl>
+  </w:abstractNum>
+  <w:abstractNum w:abstractNumId="1" w15:restartNumberingAfterBreak="0">
+    <w:nsid w:val="1CCD22DC"/>
+    <w:multiLevelType w:val="multilevel"/>
+    <w:tmpl w:val="05A4C30C"/>
+    <w:lvl w:ilvl="0">
+      <w:start w:val="1"/>
+      <w:numFmt w:val="bullet"/>
+      <w:lvlText w:val=""/>
+      <w:lvlJc w:val="left"/>
+      <w:pPr>
+        <w:tabs>
+          <w:tab w:val="num" w:pos="720"/>
+        </w:tabs>
+        <w:ind w:left="720" w:hanging="360"/>
+      </w:pPr>
+      <w:rPr>
+        <w:rFonts w:ascii="Symbol" w:hAnsi="Symbol" w:hint="default"/>
+        <w:sz w:val="20"/>
+      </w:rPr>
+    </w:lvl>
+    <w:lvl w:ilvl="1" w:tentative="1">
+      <w:start w:val="1"/>
+      <w:numFmt w:val="bullet"/>
+      <w:lvlText w:val="o"/>
+      <w:lvlJc w:val="left"/>
+      <w:pPr>
+        <w:tabs>
+          <w:tab w:val="num" w:pos="1440"/>
+        </w:tabs>
+        <w:ind w:left="1440" w:hanging="360"/>
+      </w:pPr>
+      <w:rPr>
+        <w:rFonts w:ascii="Courier New" w:hAnsi="Courier New" w:hint="default"/>
+        <w:sz w:val="20"/>
+      </w:rPr>
+    </w:lvl>
+    <w:lvl w:ilvl="2" w:tentative="1">
+      <w:start w:val="1"/>
+      <w:numFmt w:val="bullet"/>
+      <w:lvlText w:val=""/>
+      <w:lvlJc w:val="left"/>
+      <w:pPr>
+        <w:tabs>
+          <w:tab w:val="num" w:pos="2160"/>
+        </w:tabs>
+        <w:ind w:left="2160" w:hanging="360"/>
+      </w:pPr>
+      <w:rPr>
+        <w:rFonts w:ascii="Wingdings" w:hAnsi="Wingdings" w:hint="default"/>
+        <w:sz w:val="20"/>
+      </w:rPr>
+    </w:lvl>
+    <w:lvl w:ilvl="3" w:tentative="1">
+      <w:start w:val="1"/>
+      <w:numFmt w:val="bullet"/>
+      <w:lvlText w:val=""/>
+      <w:lvlJc w:val="left"/>
+      <w:pPr>
+        <w:tabs>
+          <w:tab w:val="num" w:pos="2880"/>
+        </w:tabs>
+        <w:ind w:left="2880" w:hanging="360"/>
+      </w:pPr>
+      <w:rPr>
+        <w:rFonts w:ascii="Wingdings" w:hAnsi="Wingdings" w:hint="default"/>
+        <w:sz w:val="20"/>
+      </w:rPr>
+    </w:lvl>
+    <w:lvl w:ilvl="4" w:tentative="1">
+      <w:start w:val="1"/>
+      <w:numFmt w:val="bullet"/>
+      <w:lvlText w:val=""/>
+      <w:lvlJc w:val="left"/>
+      <w:pPr>
+        <w:tabs>
+          <w:tab w:val="num" w:pos="3600"/>
+        </w:tabs>
+        <w:ind w:left="3600" w:hanging="360"/>
+      </w:pPr>
+      <w:rPr>
+        <w:rFonts w:ascii="Wingdings" w:hAnsi="Wingdings" w:hint="default"/>
+        <w:sz w:val="20"/>
+      </w:rPr>
+    </w:lvl>
+    <w:lvl w:ilvl="5" w:tentative="1">
+      <w:start w:val="1"/>
+      <w:numFmt w:val="bullet"/>
+      <w:lvlText w:val=""/>
+      <w:lvlJc w:val="left"/>
+      <w:pPr>
+        <w:tabs>
+          <w:tab w:val="num" w:pos="4320"/>
+        </w:tabs>
+        <w:ind w:left="4320" w:hanging="360"/>
+      </w:pPr>
+      <w:rPr>
+        <w:rFonts w:ascii="Wingdings" w:hAnsi="Wingdings" w:hint="default"/>
+        <w:sz w:val="20"/>
+      </w:rPr>
+    </w:lvl>
+    <w:lvl w:ilvl="6" w:tentative="1">
+      <w:start w:val="1"/>
+      <w:numFmt w:val="bullet"/>
+      <w:lvlText w:val=""/>
+      <w:lvlJc w:val="left"/>
+      <w:pPr>
+        <w:tabs>
+          <w:tab w:val="num" w:pos="5040"/>
+        </w:tabs>
+        <w:ind w:left="5040" w:hanging="360"/>
+      </w:pPr>
+      <w:rPr>
+        <w:rFonts w:ascii="Wingdings" w:hAnsi="Wingdings" w:hint="default"/>
+        <w:sz w:val="20"/>
+      </w:rPr>
+    </w:lvl>
+    <w:lvl w:ilvl="7" w:tentative="1">
+      <w:start w:val="1"/>
+      <w:numFmt w:val="bullet"/>
+      <w:lvlText w:val=""/>
+      <w:lvlJc w:val="left"/>
+      <w:pPr>
+        <w:tabs>
+          <w:tab w:val="num" w:pos="5760"/>
+        </w:tabs>
+        <w:ind w:left="5760" w:hanging="360"/>
+      </w:pPr>
+      <w:rPr>
+        <w:rFonts w:ascii="Wingdings" w:hAnsi="Wingdings" w:hint="default"/>
+        <w:sz w:val="20"/>
+      </w:rPr>
+    </w:lvl>
+    <w:lvl w:ilvl="8" w:tentative="1">
+      <w:start w:val="1"/>
+      <w:numFmt w:val="bullet"/>
+      <w:lvlText w:val=""/>
+      <w:lvlJc w:val="left"/>
+      <w:pPr>
+        <w:tabs>
+          <w:tab w:val="num" w:pos="6480"/>
+        </w:tabs>
+        <w:ind w:left="6480" w:hanging="360"/>
+      </w:pPr>
+      <w:rPr>
+        <w:rFonts w:ascii="Wingdings" w:hAnsi="Wingdings" w:hint="default"/>
+        <w:sz w:val="20"/>
+      </w:rPr>
+    </w:lvl>
+  </w:abstractNum>
+  <w:num w:numId="1">
+    <w:abstractNumId w:val="0"/>
+  </w:num>
+  <w:num w:numId="2">
+    <w:abstractNumId w:val="1"/>
+  </w:num>
+</w:numbering>
 </file>
 
 <file path=word/styles.xml><?xml version="1.0" encoding="utf-8"?>
@@ -501,6 +1297,29 @@
       <w14:ligatures w14:val="none"/>
     </w:rPr>
   </w:style>
+  <w:style w:type="paragraph" w:styleId="Ttulo3">
+    <w:name w:val="heading 3"/>
+    <w:basedOn w:val="Normal"/>
+    <w:next w:val="Normal"/>
+    <w:link w:val="Ttulo3Car"/>
+    <w:uiPriority w:val="9"/>
+    <w:semiHidden/>
+    <w:unhideWhenUsed/>
+    <w:qFormat/>
+    <w:rsid w:val="006D2435"/>
+    <w:pPr>
+      <w:keepNext/>
+      <w:keepLines/>
+      <w:spacing w:before="40" w:after="0"/>
+      <w:outlineLvl w:val="2"/>
+    </w:pPr>
+    <w:rPr>
+      <w:rFonts w:asciiTheme="majorHAnsi" w:eastAsiaTheme="majorEastAsia" w:hAnsiTheme="majorHAnsi" w:cstheme="majorBidi"/>
+      <w:color w:val="0A2F40" w:themeColor="accent1" w:themeShade="7F"/>
+      <w:sz w:val="24"/>
+      <w:szCs w:val="24"/>
+    </w:rPr>
+  </w:style>
   <w:style w:type="character" w:default="1" w:styleId="Fuentedeprrafopredeter">
     <w:name w:val="Default Paragraph Font"/>
     <w:uiPriority w:val="1"/>
@@ -589,6 +1408,123 @@
       <w:b/>
       <w:bCs/>
     </w:rPr>
+  </w:style>
+  <w:style w:type="paragraph" w:styleId="NormalWeb">
+    <w:name w:val="Normal (Web)"/>
+    <w:basedOn w:val="Normal"/>
+    <w:uiPriority w:val="99"/>
+    <w:semiHidden/>
+    <w:unhideWhenUsed/>
+    <w:rsid w:val="00793194"/>
+    <w:pPr>
+      <w:spacing w:before="100" w:beforeAutospacing="1" w:after="100" w:afterAutospacing="1" w:line="240" w:lineRule="auto"/>
+    </w:pPr>
+    <w:rPr>
+      <w:rFonts w:ascii="Times New Roman" w:eastAsia="Times New Roman" w:hAnsi="Times New Roman" w:cs="Times New Roman"/>
+      <w:kern w:val="0"/>
+      <w:sz w:val="24"/>
+      <w:szCs w:val="24"/>
+      <w:lang w:eastAsia="es-ES"/>
+      <w14:ligatures w14:val="none"/>
+    </w:rPr>
+  </w:style>
+  <w:style w:type="character" w:customStyle="1" w:styleId="math-inline">
+    <w:name w:val="math-inline"/>
+    <w:basedOn w:val="Fuentedeprrafopredeter"/>
+    <w:rsid w:val="00793194"/>
+  </w:style>
+  <w:style w:type="character" w:styleId="Hipervnculo">
+    <w:name w:val="Hyperlink"/>
+    <w:basedOn w:val="Fuentedeprrafopredeter"/>
+    <w:uiPriority w:val="99"/>
+    <w:unhideWhenUsed/>
+    <w:rsid w:val="006C34C8"/>
+    <w:rPr>
+      <w:color w:val="467886" w:themeColor="hyperlink"/>
+      <w:u w:val="single"/>
+    </w:rPr>
+  </w:style>
+  <w:style w:type="character" w:styleId="Mencinsinresolver">
+    <w:name w:val="Unresolved Mention"/>
+    <w:basedOn w:val="Fuentedeprrafopredeter"/>
+    <w:uiPriority w:val="99"/>
+    <w:semiHidden/>
+    <w:unhideWhenUsed/>
+    <w:rsid w:val="006C34C8"/>
+    <w:rPr>
+      <w:color w:val="605E5C"/>
+      <w:shd w:val="clear" w:color="auto" w:fill="E1DFDD"/>
+    </w:rPr>
+  </w:style>
+  <w:style w:type="character" w:styleId="Hipervnculovisitado">
+    <w:name w:val="FollowedHyperlink"/>
+    <w:basedOn w:val="Fuentedeprrafopredeter"/>
+    <w:uiPriority w:val="99"/>
+    <w:semiHidden/>
+    <w:unhideWhenUsed/>
+    <w:rsid w:val="006C34C8"/>
+    <w:rPr>
+      <w:color w:val="96607D" w:themeColor="followedHyperlink"/>
+      <w:u w:val="single"/>
+    </w:rPr>
+  </w:style>
+  <w:style w:type="character" w:customStyle="1" w:styleId="Ttulo3Car">
+    <w:name w:val="Título 3 Car"/>
+    <w:basedOn w:val="Fuentedeprrafopredeter"/>
+    <w:link w:val="Ttulo3"/>
+    <w:uiPriority w:val="9"/>
+    <w:semiHidden/>
+    <w:rsid w:val="006D2435"/>
+    <w:rPr>
+      <w:rFonts w:asciiTheme="majorHAnsi" w:eastAsiaTheme="majorEastAsia" w:hAnsiTheme="majorHAnsi" w:cstheme="majorBidi"/>
+      <w:color w:val="0A2F40" w:themeColor="accent1" w:themeShade="7F"/>
+      <w:sz w:val="24"/>
+      <w:szCs w:val="24"/>
+    </w:rPr>
+  </w:style>
+  <w:style w:type="paragraph" w:styleId="Encabezado">
+    <w:name w:val="header"/>
+    <w:basedOn w:val="Normal"/>
+    <w:link w:val="EncabezadoCar"/>
+    <w:uiPriority w:val="99"/>
+    <w:unhideWhenUsed/>
+    <w:rsid w:val="009C2558"/>
+    <w:pPr>
+      <w:tabs>
+        <w:tab w:val="center" w:pos="4252"/>
+        <w:tab w:val="right" w:pos="8504"/>
+      </w:tabs>
+      <w:spacing w:after="0" w:line="240" w:lineRule="auto"/>
+    </w:pPr>
+  </w:style>
+  <w:style w:type="character" w:customStyle="1" w:styleId="EncabezadoCar">
+    <w:name w:val="Encabezado Car"/>
+    <w:basedOn w:val="Fuentedeprrafopredeter"/>
+    <w:link w:val="Encabezado"/>
+    <w:uiPriority w:val="99"/>
+    <w:rsid w:val="009C2558"/>
+  </w:style>
+  <w:style w:type="paragraph" w:styleId="Piedepgina">
+    <w:name w:val="footer"/>
+    <w:basedOn w:val="Normal"/>
+    <w:link w:val="PiedepginaCar"/>
+    <w:uiPriority w:val="99"/>
+    <w:unhideWhenUsed/>
+    <w:rsid w:val="009C2558"/>
+    <w:pPr>
+      <w:tabs>
+        <w:tab w:val="center" w:pos="4252"/>
+        <w:tab w:val="right" w:pos="8504"/>
+      </w:tabs>
+      <w:spacing w:after="0" w:line="240" w:lineRule="auto"/>
+    </w:pPr>
+  </w:style>
+  <w:style w:type="character" w:customStyle="1" w:styleId="PiedepginaCar">
+    <w:name w:val="Pie de página Car"/>
+    <w:basedOn w:val="Fuentedeprrafopredeter"/>
+    <w:link w:val="Piedepgina"/>
+    <w:uiPriority w:val="99"/>
+    <w:rsid w:val="009C2558"/>
   </w:style>
 </w:styles>
 </file>
